--- a/Decision Support System/2. Student Analysis using POWERBI/Design and Analysis of a Power BI–Based Decision Support System (DSS) for Student Academic Outcomes.docx
+++ b/Decision Support System/2. Student Analysis using POWERBI/Design and Analysis of a Power BI–Based Decision Support System (DSS) for Student Academic Outcomes.docx
@@ -18,16 +18,7 @@
           <w:sz w:val="28"/>
           <w:szCs w:val="24"/>
         </w:rPr>
-        <w:t xml:space="preserve">Lab 2: </w:t>
-      </w:r>
-      <w:r>
-        <w:rPr>
-          <w:b/>
-          <w:bCs/>
-          <w:sz w:val="28"/>
-          <w:szCs w:val="24"/>
-        </w:rPr>
-        <w:t>Design and Analysis of a Power BI–Based Decision Support System (DSS) for Student Academic Outcomes</w:t>
+        <w:t>Lab 2: Design and Analysis of a Power BI–Based Decision Support System (DSS) for Student Academic Outcomes</w:t>
       </w:r>
     </w:p>
     <w:p>
@@ -214,21 +205,7 @@
           <w:b/>
           <w:bCs/>
         </w:rPr>
-        <w:t>How does the number of study hours impact student academic performance across</w:t>
-      </w:r>
-      <w:r>
-        <w:rPr>
-          <w:b/>
-          <w:bCs/>
-        </w:rPr>
-        <w:t xml:space="preserve"> </w:t>
-      </w:r>
-      <w:r>
-        <w:rPr>
-          <w:b/>
-          <w:bCs/>
-        </w:rPr>
-        <w:t>different stress levels?</w:t>
+        <w:t>How does the number of study hours impact student academic performance across different stress levels?</w:t>
       </w:r>
     </w:p>
     <w:p>
@@ -236,6 +213,9 @@
         <w:ind w:left="360"/>
       </w:pPr>
       <w:r>
+        <w:rPr>
+          <w:noProof/>
+        </w:rPr>
         <w:drawing>
           <wp:inline distT="0" distB="0" distL="0" distR="0" wp14:anchorId="4F3F6C15" wp14:editId="5F5DB73D">
             <wp:extent cx="3209624" cy="2362200"/>
@@ -306,13 +286,7 @@
       </w:pPr>
       <w:r>
         <w:lastRenderedPageBreak/>
-        <w:t>The gap between stress levels widens as study hours increase:</w:t>
-      </w:r>
-      <w:r>
-        <w:t xml:space="preserve"> </w:t>
-      </w:r>
-      <w:r>
-        <w:t>More study hours benefit all groups, but students with Low stress gain the most in academic performance.</w:t>
+        <w:t>The gap between stress levels widens as study hours increase: More study hours benefit all groups, but students with Low stress gain the most in academic performance.</w:t>
       </w:r>
     </w:p>
     <w:p>
@@ -345,6 +319,9 @@
         <w:ind w:left="360"/>
       </w:pPr>
       <w:r>
+        <w:rPr>
+          <w:noProof/>
+        </w:rPr>
         <w:drawing>
           <wp:inline distT="0" distB="0" distL="0" distR="0" wp14:anchorId="1C0FB644" wp14:editId="290ADACC">
             <wp:extent cx="3857625" cy="2764335"/>
@@ -424,21 +401,7 @@
           <w:b/>
           <w:bCs/>
         </w:rPr>
-        <w:t>Analyze if students with higher social interaction hours perform better or worse in</w:t>
-      </w:r>
-      <w:r>
-        <w:rPr>
-          <w:b/>
-          <w:bCs/>
-        </w:rPr>
-        <w:t xml:space="preserve"> </w:t>
-      </w:r>
-      <w:r>
-        <w:rPr>
-          <w:b/>
-          <w:bCs/>
-        </w:rPr>
-        <w:t>academics.</w:t>
+        <w:t>Analyze if students with higher social interaction hours perform better or worse in academics.</w:t>
       </w:r>
     </w:p>
     <w:p>
@@ -446,6 +409,9 @@
         <w:ind w:left="360"/>
       </w:pPr>
       <w:r>
+        <w:rPr>
+          <w:noProof/>
+        </w:rPr>
         <w:drawing>
           <wp:inline distT="0" distB="0" distL="0" distR="0" wp14:anchorId="2E4B5E81" wp14:editId="22A1C788">
             <wp:extent cx="3263900" cy="2169004"/>
@@ -488,13 +454,7 @@
         <w:ind w:left="360"/>
       </w:pPr>
       <w:r>
-        <w:t xml:space="preserve">Students with higher social interaction hours do NOT consistently perform better or worse in </w:t>
-      </w:r>
-      <w:r>
-        <w:t>academics. Performance</w:t>
-      </w:r>
-      <w:r>
-        <w:t xml:space="preserve"> appears largely independent of social hours, regardless of stress level.</w:t>
+        <w:t>Students with higher social interaction hours do NOT consistently perform better or worse in academics. Performance appears largely independent of social hours, regardless of stress level.</w:t>
       </w:r>
     </w:p>
     <w:p>
@@ -515,21 +475,7 @@
           <w:bCs/>
         </w:rPr>
         <w:lastRenderedPageBreak/>
-        <w:t>Explore whether extracurricular involvement contributes positively or negatively to</w:t>
-      </w:r>
-      <w:r>
-        <w:rPr>
-          <w:b/>
-          <w:bCs/>
-        </w:rPr>
-        <w:t xml:space="preserve"> </w:t>
-      </w:r>
-      <w:r>
-        <w:rPr>
-          <w:b/>
-          <w:bCs/>
-        </w:rPr>
-        <w:t>academic grades.</w:t>
+        <w:t>Explore whether extracurricular involvement contributes positively or negatively to academic grades.</w:t>
       </w:r>
     </w:p>
     <w:p>
@@ -537,6 +483,9 @@
         <w:ind w:left="360"/>
       </w:pPr>
       <w:r>
+        <w:rPr>
+          <w:noProof/>
+        </w:rPr>
         <w:drawing>
           <wp:inline distT="0" distB="0" distL="0" distR="0" wp14:anchorId="60A0DDBE" wp14:editId="3EFDB285">
             <wp:extent cx="3314700" cy="2373294"/>
@@ -588,19 +537,7 @@
     </w:p>
     <w:p>
       <w:r>
-        <w:t>The data points are spread without any upward or downward trend.</w:t>
-      </w:r>
-      <w:r>
-        <w:t xml:space="preserve"> </w:t>
-      </w:r>
-      <w:r>
-        <w:t>Students with both low and high extracurricular hours have grades across the full range.</w:t>
-      </w:r>
-      <w:r>
-        <w:t xml:space="preserve"> </w:t>
-      </w:r>
-      <w:r>
-        <w:t>There is no visible positive or negative relationship between extracurricular involvement and academic grades in this dataset.</w:t>
+        <w:t>The data points are spread without any upward or downward trend. Students with both low and high extracurricular hours have grades across the full range. There is no visible positive or negative relationship between extracurricular involvement and academic grades in this dataset.</w:t>
       </w:r>
     </w:p>
     <w:p/>
@@ -640,6 +577,9 @@
     </w:p>
     <w:p>
       <w:r>
+        <w:rPr>
+          <w:noProof/>
+        </w:rPr>
         <w:drawing>
           <wp:inline distT="0" distB="0" distL="0" distR="0" wp14:anchorId="025CA20A" wp14:editId="02669DA0">
             <wp:extent cx="3672840" cy="2594251"/>
@@ -691,7 +631,17 @@
     </w:p>
     <w:p>
       <w:r>
-        <w:t>Average sleep per day is nearly identical for both male and female students.There is no meaningful difference in average sleep patterns by gender in this dataset.</w:t>
+        <w:t xml:space="preserve">Average sleep per day is nearly identical for both male and female </w:t>
+      </w:r>
+      <w:proofErr w:type="spellStart"/>
+      <w:proofErr w:type="gramStart"/>
+      <w:r>
+        <w:t>students.There</w:t>
+      </w:r>
+      <w:proofErr w:type="spellEnd"/>
+      <w:proofErr w:type="gramEnd"/>
+      <w:r>
+        <w:t xml:space="preserve"> is no meaningful difference in average sleep patterns by gender in this dataset.</w:t>
       </w:r>
     </w:p>
     <w:p/>
@@ -720,6 +670,9 @@
     </w:p>
     <w:p>
       <w:r>
+        <w:rPr>
+          <w:noProof/>
+        </w:rPr>
         <w:drawing>
           <wp:inline distT="0" distB="0" distL="0" distR="0" wp14:anchorId="67661AC6" wp14:editId="4ACC191C">
             <wp:extent cx="2581275" cy="2517875"/>
@@ -766,13 +719,7 @@
     </w:p>
     <w:p>
       <w:r>
-        <w:t>There is a clear negative correlation: as physical activity hours per day increase, sleep hours per day decrease.</w:t>
-      </w:r>
-      <w:r>
-        <w:t xml:space="preserve"> </w:t>
-      </w:r>
-      <w:r>
-        <w:t>Students with higher physical activity tend to sleep less than others.</w:t>
+        <w:t>There is a clear negative correlation: as physical activity hours per day increase, sleep hours per day decrease. Students with higher physical activity tend to sleep less than others.</w:t>
       </w:r>
     </w:p>
     <w:p>
@@ -800,25 +747,14 @@
           <w:b/>
           <w:bCs/>
         </w:rPr>
-        <w:t>Examine if students with a high stress level have lower, equal, or higher academic</w:t>
-      </w:r>
-      <w:r>
-        <w:rPr>
-          <w:b/>
-          <w:bCs/>
-        </w:rPr>
-        <w:t xml:space="preserve"> </w:t>
-      </w:r>
-      <w:r>
-        <w:rPr>
-          <w:b/>
-          <w:bCs/>
-        </w:rPr>
-        <w:t>performance compared to others.</w:t>
-      </w:r>
-    </w:p>
-    <w:p>
-      <w:r>
+        <w:t>Examine if students with a high stress level have lower, equal, or higher academic performance compared to others.</w:t>
+      </w:r>
+    </w:p>
+    <w:p>
+      <w:r>
+        <w:rPr>
+          <w:noProof/>
+        </w:rPr>
         <w:drawing>
           <wp:inline distT="0" distB="0" distL="0" distR="0" wp14:anchorId="523528DD" wp14:editId="7FFA1A68">
             <wp:extent cx="2686050" cy="2589661"/>
@@ -893,25 +829,14 @@
           <w:bCs/>
         </w:rPr>
         <w:lastRenderedPageBreak/>
-        <w:t>Assess if students from a particular gender exhibit more balanced time allocation across</w:t>
-      </w:r>
-      <w:r>
-        <w:rPr>
-          <w:b/>
-          <w:bCs/>
-        </w:rPr>
-        <w:t xml:space="preserve"> </w:t>
-      </w:r>
-      <w:r>
-        <w:rPr>
-          <w:b/>
-          <w:bCs/>
-        </w:rPr>
-        <w:t>study, social, and extracurricular activities.</w:t>
-      </w:r>
-    </w:p>
-    <w:p>
-      <w:r>
+        <w:t>Assess if students from a particular gender exhibit more balanced time allocation across study, social, and extracurricular activities.</w:t>
+      </w:r>
+    </w:p>
+    <w:p>
+      <w:r>
+        <w:rPr>
+          <w:noProof/>
+        </w:rPr>
         <w:drawing>
           <wp:inline distT="0" distB="0" distL="0" distR="0" wp14:anchorId="4CC543B3" wp14:editId="03FBA31C">
             <wp:extent cx="4165600" cy="1586298"/>
@@ -963,13 +888,7 @@
     </w:p>
     <w:p>
       <w:r>
-        <w:t>Both genders allocate their daily time across study, social, and extracurricular activities in a nearly identical and balanced way.</w:t>
-      </w:r>
-      <w:r>
-        <w:t xml:space="preserve"> </w:t>
-      </w:r>
-      <w:r>
-        <w:t>No gender exhibits a clearly more balanced time allocation than the other.</w:t>
+        <w:t>Both genders allocate their daily time across study, social, and extracurricular activities in a nearly identical and balanced way. No gender exhibits a clearly more balanced time allocation than the other.</w:t>
       </w:r>
     </w:p>
     <w:p/>
@@ -1009,6 +928,9 @@
     </w:p>
     <w:p>
       <w:r>
+        <w:rPr>
+          <w:noProof/>
+        </w:rPr>
         <w:drawing>
           <wp:inline distT="0" distB="0" distL="0" distR="0" wp14:anchorId="137FEA4A" wp14:editId="5AB7A79B">
             <wp:extent cx="5274310" cy="722630"/>
@@ -1081,25 +1003,14 @@
           <w:b/>
           <w:bCs/>
         </w:rPr>
-        <w:t>Determine if students who spend less time on social activities compensate with better</w:t>
-      </w:r>
-      <w:r>
-        <w:rPr>
-          <w:b/>
-          <w:bCs/>
-        </w:rPr>
-        <w:t xml:space="preserve"> </w:t>
-      </w:r>
-      <w:r>
-        <w:rPr>
-          <w:b/>
-          <w:bCs/>
-        </w:rPr>
-        <w:t>grades.</w:t>
-      </w:r>
-    </w:p>
-    <w:p>
-      <w:r>
+        <w:t>Determine if students who spend less time on social activities compensate with better grades.</w:t>
+      </w:r>
+    </w:p>
+    <w:p>
+      <w:r>
+        <w:rPr>
+          <w:noProof/>
+        </w:rPr>
         <w:drawing>
           <wp:inline distT="0" distB="0" distL="0" distR="0" wp14:anchorId="56BBBE20" wp14:editId="351D7997">
             <wp:extent cx="2222500" cy="1969942"/>
@@ -1211,25 +1122,14 @@
           <w:b/>
           <w:bCs/>
         </w:rPr>
-        <w:t>Which factor(s) should the counselor prioritize when advising students to improve</w:t>
-      </w:r>
-      <w:r>
-        <w:rPr>
-          <w:b/>
-          <w:bCs/>
-        </w:rPr>
-        <w:t xml:space="preserve"> </w:t>
-      </w:r>
-      <w:r>
-        <w:rPr>
-          <w:b/>
-          <w:bCs/>
-        </w:rPr>
-        <w:t>academic performance while reducing stress?</w:t>
-      </w:r>
-    </w:p>
-    <w:p>
-      <w:r>
+        <w:t>Which factor(s) should the counselor prioritize when advising students to improve academic performance while reducing stress?</w:t>
+      </w:r>
+    </w:p>
+    <w:p>
+      <w:r>
+        <w:rPr>
+          <w:noProof/>
+        </w:rPr>
         <w:drawing>
           <wp:inline distT="0" distB="0" distL="0" distR="0" wp14:anchorId="4CCC8F41" wp14:editId="260E2A09">
             <wp:extent cx="4893733" cy="1406177"/>
@@ -1288,6 +1188,9 @@
     </w:p>
     <w:p>
       <w:r>
+        <w:rPr>
+          <w:noProof/>
+        </w:rPr>
         <w:drawing>
           <wp:inline distT="0" distB="0" distL="0" distR="0" wp14:anchorId="23699E2D" wp14:editId="594A0A08">
             <wp:extent cx="5274310" cy="2054225"/>
@@ -1345,8 +1248,13 @@
           <w:numId w:val="19"/>
         </w:numPr>
       </w:pPr>
-      <w:r>
-        <w:t>Study_Hours_Per_Day has by far the strongest positive correlation with Grades (0.73), meaning more study strongly improves academic performance.</w:t>
+      <w:proofErr w:type="spellStart"/>
+      <w:r>
+        <w:t>Study_Hours_Per_Day</w:t>
+      </w:r>
+      <w:proofErr w:type="spellEnd"/>
+      <w:r>
+        <w:t xml:space="preserve"> has by far the strongest positive correlation with Grades (0.73), meaning more study strongly improves academic performance.</w:t>
       </w:r>
     </w:p>
     <w:p>
@@ -1357,8 +1265,13 @@
           <w:numId w:val="19"/>
         </w:numPr>
       </w:pPr>
-      <w:r>
-        <w:t>Study_Hours_Per_Day is also the only factor with a moderately positive correlation with Stress (0.48), meaning more study is associated with higher stress, not reduced stress.</w:t>
+      <w:proofErr w:type="spellStart"/>
+      <w:r>
+        <w:t>Study_Hours_Per_Day</w:t>
+      </w:r>
+      <w:proofErr w:type="spellEnd"/>
+      <w:r>
+        <w:t xml:space="preserve"> is also the only factor with a moderately positive correlation with Stress (0.48), meaning more study is associated with higher stress, not reduced stress.</w:t>
       </w:r>
     </w:p>
     <w:p>
@@ -1369,8 +1282,13 @@
           <w:numId w:val="19"/>
         </w:numPr>
       </w:pPr>
-      <w:r>
-        <w:t>Sleep_Hours_Per_Day has a low (nearly zero) effect on Grades, but a moderate negative correlation with Stress (-0.26), meaning more sleep is associated with reduced stress, but has no effect on grades.</w:t>
+      <w:proofErr w:type="spellStart"/>
+      <w:r>
+        <w:t>Sleep_Hours_Per_Day</w:t>
+      </w:r>
+      <w:proofErr w:type="spellEnd"/>
+      <w:r>
+        <w:t xml:space="preserve"> has a low (nearly zero) effect on Grades, but a moderate negative correlation with Stress (-0.26), meaning more sleep is associated with reduced stress, but has no effect on grades.</w:t>
       </w:r>
     </w:p>
     <w:p/>
@@ -1391,25 +1309,14 @@
           <w:b/>
           <w:bCs/>
         </w:rPr>
-        <w:t>Identify the top 3 habits common among the highest scoring students. Would you</w:t>
-      </w:r>
-      <w:r>
-        <w:rPr>
-          <w:b/>
-          <w:bCs/>
-        </w:rPr>
-        <w:t xml:space="preserve"> </w:t>
-      </w:r>
-      <w:r>
-        <w:rPr>
-          <w:b/>
-          <w:bCs/>
-        </w:rPr>
-        <w:t>recommend the same habits to everyone? Justify your reasoning.</w:t>
-      </w:r>
-    </w:p>
-    <w:p>
-      <w:r>
+        <w:t>Identify the top 3 habits common among the highest scoring students. Would you recommend the same habits to everyone? Justify your reasoning.</w:t>
+      </w:r>
+    </w:p>
+    <w:p>
+      <w:r>
+        <w:rPr>
+          <w:noProof/>
+        </w:rPr>
         <w:drawing>
           <wp:inline distT="0" distB="0" distL="0" distR="0" wp14:anchorId="1DBCB73D" wp14:editId="041FC712">
             <wp:extent cx="5274310" cy="1490980"/>
@@ -1466,26 +1373,29 @@
       </w:r>
     </w:p>
     <w:p>
+      <w:proofErr w:type="spellStart"/>
       <w:r>
         <w:t>Sleep_Hours_Per_Day</w:t>
       </w:r>
-    </w:p>
-    <w:p>
+      <w:proofErr w:type="spellEnd"/>
+    </w:p>
+    <w:p>
+      <w:proofErr w:type="spellStart"/>
       <w:r>
         <w:t>Study_Hours_Per_Day</w:t>
       </w:r>
-    </w:p>
-    <w:p>
+      <w:proofErr w:type="spellEnd"/>
+    </w:p>
+    <w:p>
+      <w:proofErr w:type="spellStart"/>
       <w:r>
         <w:t>Physical_Activity_Hours_Per_Day</w:t>
       </w:r>
-    </w:p>
-    <w:p>
-      <w:r>
-        <w:t>So, I would not recommend this habit to everyone</w:t>
-      </w:r>
-      <w:r>
-        <w:t xml:space="preserve"> without qualification.</w:t>
+      <w:proofErr w:type="spellEnd"/>
+    </w:p>
+    <w:p>
+      <w:r>
+        <w:t>So, I would not recommend this habit to everyone without qualification.</w:t>
       </w:r>
     </w:p>
     <w:p>
@@ -1496,14 +1406,13 @@
           <w:numId w:val="20"/>
         </w:numPr>
       </w:pPr>
-      <w:r>
-        <w:t xml:space="preserve">Study_Hours_Per_Day: </w:t>
-      </w:r>
-      <w:r>
-        <w:t xml:space="preserve">Our </w:t>
-      </w:r>
-      <w:r>
-        <w:t>previous analysis proved that while more study hours strongly improve grades, they also increase stress. Recommending more study hours for everyone increases risk of burnout for some students.</w:t>
+      <w:proofErr w:type="spellStart"/>
+      <w:r>
+        <w:t>Study_Hours_Per_Day</w:t>
+      </w:r>
+      <w:proofErr w:type="spellEnd"/>
+      <w:r>
+        <w:t>: Our previous analysis proved that while more study hours strongly improve grades, they also increase stress. Recommending more study hours for everyone increases risk of burnout for some students.</w:t>
       </w:r>
     </w:p>
     <w:p>
@@ -1514,8 +1423,13 @@
           <w:numId w:val="20"/>
         </w:numPr>
       </w:pPr>
-      <w:r>
-        <w:t>Sleep_Hours_Per_Day: Higher sleep is associated with reduced stress and no negative impact on grades. This should be universally recommended.</w:t>
+      <w:proofErr w:type="spellStart"/>
+      <w:r>
+        <w:t>Sleep_Hours_Per_Day</w:t>
+      </w:r>
+      <w:proofErr w:type="spellEnd"/>
+      <w:r>
+        <w:t>: Higher sleep is associated with reduced stress and no negative impact on grades. This should be universally recommended.</w:t>
       </w:r>
     </w:p>
     <w:p>
@@ -1526,8 +1440,13 @@
           <w:numId w:val="20"/>
         </w:numPr>
       </w:pPr>
-      <w:r>
-        <w:t xml:space="preserve">Physical_Activity_Hours_Per_Day: If </w:t>
+      <w:proofErr w:type="spellStart"/>
+      <w:r>
+        <w:t>Physical_Activity_Hours_Per_Day</w:t>
+      </w:r>
+      <w:proofErr w:type="spellEnd"/>
+      <w:r>
+        <w:t xml:space="preserve">: If </w:t>
       </w:r>
       <w:r>
         <w:t>our</w:t>
@@ -1554,39 +1473,14 @@
           <w:b/>
           <w:bCs/>
         </w:rPr>
-        <w:t>Segment the students into three clusters based on their lifestyle habits (study, sleep,</w:t>
-      </w:r>
-      <w:r>
-        <w:rPr>
-          <w:b/>
-          <w:bCs/>
-        </w:rPr>
-        <w:t xml:space="preserve"> </w:t>
-      </w:r>
-      <w:r>
-        <w:rPr>
-          <w:b/>
-          <w:bCs/>
-        </w:rPr>
-        <w:t>extracurricular, physical activity). Which cluster demonstrates the best performance, and</w:t>
-      </w:r>
-      <w:r>
-        <w:rPr>
-          <w:b/>
-          <w:bCs/>
-        </w:rPr>
-        <w:t xml:space="preserve"> </w:t>
-      </w:r>
-      <w:r>
-        <w:rPr>
-          <w:b/>
-          <w:bCs/>
-        </w:rPr>
-        <w:t>why?</w:t>
-      </w:r>
-    </w:p>
-    <w:p>
-      <w:r>
+        <w:t>Segment the students into three clusters based on their lifestyle habits (study, sleep, extracurricular, physical activity). Which cluster demonstrates the best performance, and why?</w:t>
+      </w:r>
+    </w:p>
+    <w:p>
+      <w:r>
+        <w:rPr>
+          <w:noProof/>
+        </w:rPr>
         <w:drawing>
           <wp:inline distT="0" distB="0" distL="0" distR="0" wp14:anchorId="2D20404E" wp14:editId="3D9A21F7">
             <wp:extent cx="3644900" cy="4354945"/>
@@ -1695,39 +1589,14 @@
           <w:b/>
           <w:bCs/>
         </w:rPr>
-        <w:t>What recommendations would you provide to students who have a stress level marked</w:t>
-      </w:r>
-      <w:r>
-        <w:rPr>
-          <w:b/>
-          <w:bCs/>
-        </w:rPr>
-        <w:t xml:space="preserve"> “</w:t>
-      </w:r>
-      <w:r>
-        <w:rPr>
-          <w:b/>
-          <w:bCs/>
-        </w:rPr>
-        <w:t>Hig</w:t>
-      </w:r>
-      <w:r>
-        <w:rPr>
-          <w:b/>
-          <w:bCs/>
-        </w:rPr>
-        <w:t>h”</w:t>
-      </w:r>
-      <w:r>
-        <w:rPr>
-          <w:b/>
-          <w:bCs/>
-        </w:rPr>
-        <w:t xml:space="preserve"> but also want to maintain good grades?</w:t>
-      </w:r>
-    </w:p>
-    <w:p>
-      <w:r>
+        <w:t>What recommendations would you provide to students who have a stress level marked “High” but also want to maintain good grades?</w:t>
+      </w:r>
+    </w:p>
+    <w:p>
+      <w:r>
+        <w:rPr>
+          <w:noProof/>
+        </w:rPr>
         <w:drawing>
           <wp:inline distT="0" distB="0" distL="0" distR="0" wp14:anchorId="3264DF47" wp14:editId="5AF348F8">
             <wp:extent cx="5274310" cy="784860"/>
@@ -1797,13 +1666,15 @@
         <w:t>the</w:t>
       </w:r>
       <w:r>
-        <w:t xml:space="preserve"> goal is top grades</w:t>
-      </w:r>
-      <w:r>
-        <w:t xml:space="preserve"> </w:t>
-      </w:r>
-      <w:r>
-        <w:t>but ONLY if you can also sustain adequate rest and activity.</w:t>
+        <w:t xml:space="preserve"> goal is </w:t>
+      </w:r>
+      <w:proofErr w:type="spellStart"/>
+      <w:r>
+        <w:t>top</w:t>
+      </w:r>
+      <w:proofErr w:type="spellEnd"/>
+      <w:r>
+        <w:t xml:space="preserve"> grades but ONLY if you can also sustain adequate rest and activity.</w:t>
       </w:r>
     </w:p>
     <w:p>
@@ -1827,13 +1698,7 @@
         </w:numPr>
       </w:pPr>
       <w:r>
-        <w:t>Do not cut sleep to increase study</w:t>
-      </w:r>
-      <w:r>
-        <w:t xml:space="preserve"> </w:t>
-      </w:r>
-      <w:r>
-        <w:t>this group does NOT do that, and your clusters confirm less sleep does not boost grades.</w:t>
+        <w:t>Do not cut sleep to increase study this group does NOT do that, and your clusters confirm less sleep does not boost grades.</w:t>
       </w:r>
     </w:p>
     <w:p>
@@ -1845,13 +1710,7 @@
         </w:numPr>
       </w:pPr>
       <w:r>
-        <w:t>Incorporate physical activity (</w:t>
-      </w:r>
-      <w:r>
-        <w:t xml:space="preserve">approx. </w:t>
-      </w:r>
-      <w:r>
-        <w:t>4 hours/day) and moderate extracurricular and social engagement.</w:t>
+        <w:t>Incorporate physical activity (approx. 4 hours/day) and moderate extracurricular and social engagement.</w:t>
       </w:r>
     </w:p>
     <w:p>
@@ -1896,25 +1755,14 @@
           <w:b/>
           <w:bCs/>
         </w:rPr>
-        <w:t>If a student increases their study hours by 1 hour and decreases social time by 1 hour,</w:t>
-      </w:r>
-      <w:r>
-        <w:rPr>
-          <w:b/>
-          <w:bCs/>
-        </w:rPr>
-        <w:t xml:space="preserve"> </w:t>
-      </w:r>
-      <w:r>
-        <w:rPr>
-          <w:b/>
-          <w:bCs/>
-        </w:rPr>
-        <w:t>what potential impact might this have on their academic performance?</w:t>
-      </w:r>
-    </w:p>
-    <w:p>
-      <w:r>
+        <w:t>If a student increases their study hours by 1 hour and decreases social time by 1 hour, what potential impact might this have on their academic performance?</w:t>
+      </w:r>
+    </w:p>
+    <w:p>
+      <w:r>
+        <w:rPr>
+          <w:noProof/>
+        </w:rPr>
         <w:drawing>
           <wp:inline distT="0" distB="0" distL="0" distR="0" wp14:anchorId="73EB43C1" wp14:editId="04B057E7">
             <wp:extent cx="2880636" cy="1778000"/>
@@ -1988,21 +1836,7 @@
           <w:b/>
           <w:bCs/>
         </w:rPr>
-        <w:t>Analyze how shifting 1 hour from sleep to physical activity affects the overall stress level</w:t>
-      </w:r>
-      <w:r>
-        <w:rPr>
-          <w:b/>
-          <w:bCs/>
-        </w:rPr>
-        <w:t xml:space="preserve"> </w:t>
-      </w:r>
-      <w:r>
-        <w:rPr>
-          <w:b/>
-          <w:bCs/>
-        </w:rPr>
-        <w:t>and grade of students.</w:t>
+        <w:t>Analyze how shifting 1 hour from sleep to physical activity affects the overall stress level and grade of students.</w:t>
       </w:r>
     </w:p>
     <w:p>
@@ -2071,13 +1905,7 @@
     </w:p>
     <w:p>
       <w:r>
-        <w:t xml:space="preserve">If </w:t>
-      </w:r>
-      <w:r>
-        <w:t>we</w:t>
-      </w:r>
-      <w:r>
-        <w:t xml:space="preserve"> shift 1 hour per day from sleep to physical activity, the impact on students’ stress levels and grades is:</w:t>
+        <w:t>If we shift 1 hour per day from sleep to physical activity, the impact on students’ stress levels and grades is:</w:t>
       </w:r>
     </w:p>
     <w:p>
@@ -2193,6 +2021,140 @@
       </w:r>
       <w:r>
         <w:t xml:space="preserve"> stress group.</w:t>
+      </w:r>
+    </w:p>
+    <w:p>
+      <w:pPr>
+        <w:pStyle w:val="ListParagraph"/>
+        <w:numPr>
+          <w:ilvl w:val="0"/>
+          <w:numId w:val="18"/>
+        </w:numPr>
+        <w:rPr>
+          <w:b/>
+          <w:bCs/>
+        </w:rPr>
+      </w:pPr>
+      <w:r>
+        <w:rPr>
+          <w:b/>
+          <w:bCs/>
+        </w:rPr>
+        <w:lastRenderedPageBreak/>
+        <w:t>Design a dashboard to track personalized improvement plans for each student. What</w:t>
+      </w:r>
+      <w:r>
+        <w:rPr>
+          <w:b/>
+          <w:bCs/>
+        </w:rPr>
+        <w:t xml:space="preserve"> </w:t>
+      </w:r>
+      <w:r>
+        <w:rPr>
+          <w:b/>
+          <w:bCs/>
+        </w:rPr>
+        <w:t>features would you include?</w:t>
+      </w:r>
+    </w:p>
+    <w:p>
+      <w:r>
+        <w:drawing>
+          <wp:inline distT="0" distB="0" distL="0" distR="0" wp14:anchorId="30F61F38" wp14:editId="37A644D7">
+            <wp:extent cx="5274310" cy="2899410"/>
+            <wp:effectExtent l="0" t="0" r="2540" b="0"/>
+            <wp:docPr id="3" name="Picture 3"/>
+            <wp:cNvGraphicFramePr>
+              <a:graphicFrameLocks xmlns:a="http://schemas.openxmlformats.org/drawingml/2006/main" noChangeAspect="1"/>
+            </wp:cNvGraphicFramePr>
+            <a:graphic xmlns:a="http://schemas.openxmlformats.org/drawingml/2006/main">
+              <a:graphicData uri="http://schemas.openxmlformats.org/drawingml/2006/picture">
+                <pic:pic xmlns:pic="http://schemas.openxmlformats.org/drawingml/2006/picture">
+                  <pic:nvPicPr>
+                    <pic:cNvPr id="1" name=""/>
+                    <pic:cNvPicPr/>
+                  </pic:nvPicPr>
+                  <pic:blipFill>
+                    <a:blip r:embed="rId38">
+                      <a:extLst>
+                        <a:ext uri="{BEBA8EAE-BF5A-486C-A8C5-ECC9F3942E4B}">
+                          <a14:imgProps xmlns:a14="http://schemas.microsoft.com/office/drawing/2010/main">
+                            <a14:imgLayer r:embed="rId39">
+                              <a14:imgEffect>
+                                <a14:sharpenSoften amount="25000"/>
+                              </a14:imgEffect>
+                            </a14:imgLayer>
+                          </a14:imgProps>
+                        </a:ext>
+                      </a:extLst>
+                    </a:blip>
+                    <a:stretch>
+                      <a:fillRect/>
+                    </a:stretch>
+                  </pic:blipFill>
+                  <pic:spPr>
+                    <a:xfrm>
+                      <a:off x="0" y="0"/>
+                      <a:ext cx="5274310" cy="2899410"/>
+                    </a:xfrm>
+                    <a:prstGeom prst="rect">
+                      <a:avLst/>
+                    </a:prstGeom>
+                  </pic:spPr>
+                </pic:pic>
+              </a:graphicData>
+            </a:graphic>
+          </wp:inline>
+        </w:drawing>
+      </w:r>
+    </w:p>
+    <w:p>
+      <w:pPr>
+        <w:pStyle w:val="ListParagraph"/>
+        <w:numPr>
+          <w:ilvl w:val="0"/>
+          <w:numId w:val="25"/>
+        </w:numPr>
+      </w:pPr>
+      <w:r>
+        <w:t>Student selection (ID slicer): Correct; dashboard updates for chosen student.</w:t>
+      </w:r>
+    </w:p>
+    <w:p>
+      <w:pPr>
+        <w:pStyle w:val="ListParagraph"/>
+        <w:numPr>
+          <w:ilvl w:val="0"/>
+          <w:numId w:val="25"/>
+        </w:numPr>
+      </w:pPr>
+      <w:r>
+        <w:t>Actuals, goals, and compliance are all visualized: Correct.</w:t>
+      </w:r>
+    </w:p>
+    <w:p>
+      <w:pPr>
+        <w:pStyle w:val="ListParagraph"/>
+        <w:numPr>
+          <w:ilvl w:val="0"/>
+          <w:numId w:val="25"/>
+        </w:numPr>
+      </w:pPr>
+      <w:r>
+        <w:t>Immediate, actionable feedback: Shown (student is behind on study hours; specific % compliance is visible).</w:t>
+      </w:r>
+    </w:p>
+    <w:p>
+      <w:pPr>
+        <w:pStyle w:val="ListParagraph"/>
+        <w:numPr>
+          <w:ilvl w:val="0"/>
+          <w:numId w:val="25"/>
+        </w:numPr>
+      </w:pPr>
+      <w:r>
+        <w:t>All core metrics needed for improvement plans are present.</w:t>
       </w:r>
     </w:p>
     <w:sectPr>
@@ -3622,6 +3584,92 @@
     </w:lvl>
   </w:abstractNum>
   <w:abstractNum w:abstractNumId="14" w15:restartNumberingAfterBreak="0">
+    <w:nsid w:val="6E5D36ED"/>
+    <w:multiLevelType w:val="hybridMultilevel"/>
+    <w:tmpl w:val="DD2EC61E"/>
+    <w:lvl w:ilvl="0" w:tplc="04090019">
+      <w:start w:val="1"/>
+      <w:numFmt w:val="lowerLetter"/>
+      <w:lvlText w:val="%1."/>
+      <w:lvlJc w:val="left"/>
+      <w:pPr>
+        <w:ind w:left="360" w:hanging="360"/>
+      </w:pPr>
+    </w:lvl>
+    <w:lvl w:ilvl="1" w:tplc="04090019" w:tentative="1">
+      <w:start w:val="1"/>
+      <w:numFmt w:val="lowerLetter"/>
+      <w:lvlText w:val="%2."/>
+      <w:lvlJc w:val="left"/>
+      <w:pPr>
+        <w:ind w:left="1080" w:hanging="360"/>
+      </w:pPr>
+    </w:lvl>
+    <w:lvl w:ilvl="2" w:tplc="0409001B" w:tentative="1">
+      <w:start w:val="1"/>
+      <w:numFmt w:val="lowerRoman"/>
+      <w:lvlText w:val="%3."/>
+      <w:lvlJc w:val="right"/>
+      <w:pPr>
+        <w:ind w:left="1800" w:hanging="180"/>
+      </w:pPr>
+    </w:lvl>
+    <w:lvl w:ilvl="3" w:tplc="0409000F" w:tentative="1">
+      <w:start w:val="1"/>
+      <w:numFmt w:val="decimal"/>
+      <w:lvlText w:val="%4."/>
+      <w:lvlJc w:val="left"/>
+      <w:pPr>
+        <w:ind w:left="2520" w:hanging="360"/>
+      </w:pPr>
+    </w:lvl>
+    <w:lvl w:ilvl="4" w:tplc="04090019" w:tentative="1">
+      <w:start w:val="1"/>
+      <w:numFmt w:val="lowerLetter"/>
+      <w:lvlText w:val="%5."/>
+      <w:lvlJc w:val="left"/>
+      <w:pPr>
+        <w:ind w:left="3240" w:hanging="360"/>
+      </w:pPr>
+    </w:lvl>
+    <w:lvl w:ilvl="5" w:tplc="0409001B" w:tentative="1">
+      <w:start w:val="1"/>
+      <w:numFmt w:val="lowerRoman"/>
+      <w:lvlText w:val="%6."/>
+      <w:lvlJc w:val="right"/>
+      <w:pPr>
+        <w:ind w:left="3960" w:hanging="180"/>
+      </w:pPr>
+    </w:lvl>
+    <w:lvl w:ilvl="6" w:tplc="0409000F" w:tentative="1">
+      <w:start w:val="1"/>
+      <w:numFmt w:val="decimal"/>
+      <w:lvlText w:val="%7."/>
+      <w:lvlJc w:val="left"/>
+      <w:pPr>
+        <w:ind w:left="4680" w:hanging="360"/>
+      </w:pPr>
+    </w:lvl>
+    <w:lvl w:ilvl="7" w:tplc="04090019" w:tentative="1">
+      <w:start w:val="1"/>
+      <w:numFmt w:val="lowerLetter"/>
+      <w:lvlText w:val="%8."/>
+      <w:lvlJc w:val="left"/>
+      <w:pPr>
+        <w:ind w:left="5400" w:hanging="360"/>
+      </w:pPr>
+    </w:lvl>
+    <w:lvl w:ilvl="8" w:tplc="0409001B" w:tentative="1">
+      <w:start w:val="1"/>
+      <w:numFmt w:val="lowerRoman"/>
+      <w:lvlText w:val="%9."/>
+      <w:lvlJc w:val="right"/>
+      <w:pPr>
+        <w:ind w:left="6120" w:hanging="180"/>
+      </w:pPr>
+    </w:lvl>
+  </w:abstractNum>
+  <w:abstractNum w:abstractNumId="15" w15:restartNumberingAfterBreak="0">
     <w:nsid w:val="6F6E25ED"/>
     <w:multiLevelType w:val="hybridMultilevel"/>
     <w:tmpl w:val="036C8BC0"/>
@@ -3707,7 +3755,7 @@
       </w:pPr>
     </w:lvl>
   </w:abstractNum>
-  <w:abstractNum w:abstractNumId="15" w15:restartNumberingAfterBreak="0">
+  <w:abstractNum w:abstractNumId="16" w15:restartNumberingAfterBreak="0">
     <w:nsid w:val="709C68AB"/>
     <w:multiLevelType w:val="hybridMultilevel"/>
     <w:tmpl w:val="901C114A"/>
@@ -3820,11 +3868,11 @@
       </w:rPr>
     </w:lvl>
   </w:abstractNum>
-  <w:abstractNum w:abstractNumId="16" w15:restartNumberingAfterBreak="0">
+  <w:abstractNum w:abstractNumId="17" w15:restartNumberingAfterBreak="0">
     <w:nsid w:val="779F7161"/>
     <w:multiLevelType w:val="hybridMultilevel"/>
-    <w:tmpl w:val="904A0E6E"/>
-    <w:lvl w:ilvl="0" w:tplc="2530E442">
+    <w:tmpl w:val="7D52529A"/>
+    <w:lvl w:ilvl="0" w:tplc="518E4D62">
       <w:start w:val="1"/>
       <w:numFmt w:val="decimal"/>
       <w:lvlText w:val="%1."/>
@@ -3834,6 +3882,8 @@
       </w:pPr>
       <w:rPr>
         <w:rFonts w:hint="default"/>
+        <w:b/>
+        <w:bCs/>
       </w:rPr>
     </w:lvl>
     <w:lvl w:ilvl="1" w:tplc="04090019" w:tentative="1">
@@ -3909,7 +3959,7 @@
       </w:pPr>
     </w:lvl>
   </w:abstractNum>
-  <w:abstractNum w:abstractNumId="17" w15:restartNumberingAfterBreak="0">
+  <w:abstractNum w:abstractNumId="18" w15:restartNumberingAfterBreak="0">
     <w:nsid w:val="7DFA3A6A"/>
     <w:multiLevelType w:val="multilevel"/>
     <w:tmpl w:val="DF8A471A"/>
@@ -4021,13 +4071,13 @@
     <w:abstractNumId w:val="9"/>
   </w:num>
   <w:num w:numId="6">
-    <w:abstractNumId w:val="14"/>
+    <w:abstractNumId w:val="15"/>
   </w:num>
   <w:num w:numId="7">
-    <w:abstractNumId w:val="17"/>
+    <w:abstractNumId w:val="18"/>
   </w:num>
   <w:num w:numId="8">
-    <w:abstractNumId w:val="17"/>
+    <w:abstractNumId w:val="18"/>
   </w:num>
   <w:num w:numId="9">
     <w:abstractNumId w:val="0"/>
@@ -4036,13 +4086,13 @@
     <w:abstractNumId w:val="8"/>
   </w:num>
   <w:num w:numId="11">
-    <w:abstractNumId w:val="17"/>
+    <w:abstractNumId w:val="18"/>
   </w:num>
   <w:num w:numId="12">
     <w:abstractNumId w:val="6"/>
   </w:num>
   <w:num w:numId="13">
-    <w:abstractNumId w:val="17"/>
+    <w:abstractNumId w:val="18"/>
   </w:num>
   <w:num w:numId="14">
     <w:abstractNumId w:val="11"/>
@@ -4057,10 +4107,10 @@
     <w:abstractNumId w:val="7"/>
   </w:num>
   <w:num w:numId="18">
-    <w:abstractNumId w:val="16"/>
+    <w:abstractNumId w:val="17"/>
   </w:num>
   <w:num w:numId="19">
-    <w:abstractNumId w:val="15"/>
+    <w:abstractNumId w:val="16"/>
   </w:num>
   <w:num w:numId="20">
     <w:abstractNumId w:val="3"/>
@@ -4076,6 +4126,9 @@
   </w:num>
   <w:num w:numId="24">
     <w:abstractNumId w:val="2"/>
+  </w:num>
+  <w:num w:numId="25">
+    <w:abstractNumId w:val="14"/>
   </w:num>
 </w:numbering>
 </file>

--- a/Decision Support System/2. Student Analysis using POWERBI/Design and Analysis of a Power BI–Based Decision Support System (DSS) for Student Academic Outcomes.docx
+++ b/Decision Support System/2. Student Analysis using POWERBI/Design and Analysis of a Power BI–Based Decision Support System (DSS) for Student Academic Outcomes.docx
@@ -631,17 +631,7 @@
     </w:p>
     <w:p>
       <w:r>
-        <w:t xml:space="preserve">Average sleep per day is nearly identical for both male and female </w:t>
-      </w:r>
-      <w:proofErr w:type="spellStart"/>
-      <w:proofErr w:type="gramStart"/>
-      <w:r>
-        <w:t>students.There</w:t>
-      </w:r>
-      <w:proofErr w:type="spellEnd"/>
-      <w:proofErr w:type="gramEnd"/>
-      <w:r>
-        <w:t xml:space="preserve"> is no meaningful difference in average sleep patterns by gender in this dataset.</w:t>
+        <w:t>Average sleep per day is nearly identical for both male and female students.There is no meaningful difference in average sleep patterns by gender in this dataset.</w:t>
       </w:r>
     </w:p>
     <w:p/>
@@ -1248,13 +1238,8 @@
           <w:numId w:val="19"/>
         </w:numPr>
       </w:pPr>
-      <w:proofErr w:type="spellStart"/>
-      <w:r>
-        <w:t>Study_Hours_Per_Day</w:t>
-      </w:r>
-      <w:proofErr w:type="spellEnd"/>
-      <w:r>
-        <w:t xml:space="preserve"> has by far the strongest positive correlation with Grades (0.73), meaning more study strongly improves academic performance.</w:t>
+      <w:r>
+        <w:t>Study_Hours_Per_Day has by far the strongest positive correlation with Grades (0.73), meaning more study strongly improves academic performance.</w:t>
       </w:r>
     </w:p>
     <w:p>
@@ -1265,13 +1250,8 @@
           <w:numId w:val="19"/>
         </w:numPr>
       </w:pPr>
-      <w:proofErr w:type="spellStart"/>
-      <w:r>
-        <w:t>Study_Hours_Per_Day</w:t>
-      </w:r>
-      <w:proofErr w:type="spellEnd"/>
-      <w:r>
-        <w:t xml:space="preserve"> is also the only factor with a moderately positive correlation with Stress (0.48), meaning more study is associated with higher stress, not reduced stress.</w:t>
+      <w:r>
+        <w:t>Study_Hours_Per_Day is also the only factor with a moderately positive correlation with Stress (0.48), meaning more study is associated with higher stress, not reduced stress.</w:t>
       </w:r>
     </w:p>
     <w:p>
@@ -1282,13 +1262,8 @@
           <w:numId w:val="19"/>
         </w:numPr>
       </w:pPr>
-      <w:proofErr w:type="spellStart"/>
-      <w:r>
-        <w:t>Sleep_Hours_Per_Day</w:t>
-      </w:r>
-      <w:proofErr w:type="spellEnd"/>
-      <w:r>
-        <w:t xml:space="preserve"> has a low (nearly zero) effect on Grades, but a moderate negative correlation with Stress (-0.26), meaning more sleep is associated with reduced stress, but has no effect on grades.</w:t>
+      <w:r>
+        <w:t>Sleep_Hours_Per_Day has a low (nearly zero) effect on Grades, but a moderate negative correlation with Stress (-0.26), meaning more sleep is associated with reduced stress, but has no effect on grades.</w:t>
       </w:r>
     </w:p>
     <w:p/>
@@ -1373,25 +1348,19 @@
       </w:r>
     </w:p>
     <w:p>
-      <w:proofErr w:type="spellStart"/>
       <w:r>
         <w:t>Sleep_Hours_Per_Day</w:t>
       </w:r>
-      <w:proofErr w:type="spellEnd"/>
-    </w:p>
-    <w:p>
-      <w:proofErr w:type="spellStart"/>
+    </w:p>
+    <w:p>
       <w:r>
         <w:t>Study_Hours_Per_Day</w:t>
       </w:r>
-      <w:proofErr w:type="spellEnd"/>
-    </w:p>
-    <w:p>
-      <w:proofErr w:type="spellStart"/>
+    </w:p>
+    <w:p>
       <w:r>
         <w:t>Physical_Activity_Hours_Per_Day</w:t>
       </w:r>
-      <w:proofErr w:type="spellEnd"/>
     </w:p>
     <w:p>
       <w:r>
@@ -1406,13 +1375,8 @@
           <w:numId w:val="20"/>
         </w:numPr>
       </w:pPr>
-      <w:proofErr w:type="spellStart"/>
-      <w:r>
-        <w:t>Study_Hours_Per_Day</w:t>
-      </w:r>
-      <w:proofErr w:type="spellEnd"/>
-      <w:r>
-        <w:t>: Our previous analysis proved that while more study hours strongly improve grades, they also increase stress. Recommending more study hours for everyone increases risk of burnout for some students.</w:t>
+      <w:r>
+        <w:t>Study_Hours_Per_Day: Our previous analysis proved that while more study hours strongly improve grades, they also increase stress. Recommending more study hours for everyone increases risk of burnout for some students.</w:t>
       </w:r>
     </w:p>
     <w:p>
@@ -1423,13 +1387,8 @@
           <w:numId w:val="20"/>
         </w:numPr>
       </w:pPr>
-      <w:proofErr w:type="spellStart"/>
-      <w:r>
-        <w:t>Sleep_Hours_Per_Day</w:t>
-      </w:r>
-      <w:proofErr w:type="spellEnd"/>
-      <w:r>
-        <w:t>: Higher sleep is associated with reduced stress and no negative impact on grades. This should be universally recommended.</w:t>
+      <w:r>
+        <w:t>Sleep_Hours_Per_Day: Higher sleep is associated with reduced stress and no negative impact on grades. This should be universally recommended.</w:t>
       </w:r>
     </w:p>
     <w:p>
@@ -1440,13 +1399,8 @@
           <w:numId w:val="20"/>
         </w:numPr>
       </w:pPr>
-      <w:proofErr w:type="spellStart"/>
-      <w:r>
-        <w:t>Physical_Activity_Hours_Per_Day</w:t>
-      </w:r>
-      <w:proofErr w:type="spellEnd"/>
-      <w:r>
-        <w:t xml:space="preserve">: If </w:t>
+      <w:r>
+        <w:t xml:space="preserve">Physical_Activity_Hours_Per_Day: If </w:t>
       </w:r>
       <w:r>
         <w:t>our</w:t>
@@ -1666,15 +1620,7 @@
         <w:t>the</w:t>
       </w:r>
       <w:r>
-        <w:t xml:space="preserve"> goal is </w:t>
-      </w:r>
-      <w:proofErr w:type="spellStart"/>
-      <w:r>
-        <w:t>top</w:t>
-      </w:r>
-      <w:proofErr w:type="spellEnd"/>
-      <w:r>
-        <w:t xml:space="preserve"> grades but ONLY if you can also sustain adequate rest and activity.</w:t>
+        <w:t xml:space="preserve"> goal is top grades but ONLY if you can also sustain adequate rest and activity.</w:t>
       </w:r>
     </w:p>
     <w:p>
@@ -1760,14 +1706,11 @@
     </w:p>
     <w:p>
       <w:r>
-        <w:rPr>
-          <w:noProof/>
-        </w:rPr>
         <w:drawing>
-          <wp:inline distT="0" distB="0" distL="0" distR="0" wp14:anchorId="73EB43C1" wp14:editId="04B057E7">
-            <wp:extent cx="2880636" cy="1778000"/>
+          <wp:inline distT="0" distB="0" distL="0" distR="0" wp14:anchorId="758FE5F5" wp14:editId="0F2E2A28">
+            <wp:extent cx="4156710" cy="1912207"/>
             <wp:effectExtent l="0" t="0" r="0" b="0"/>
-            <wp:docPr id="19" name="Picture 19"/>
+            <wp:docPr id="21" name="Picture 21"/>
             <wp:cNvGraphicFramePr>
               <a:graphicFrameLocks xmlns:a="http://schemas.openxmlformats.org/drawingml/2006/main" noChangeAspect="1"/>
             </wp:cNvGraphicFramePr>
@@ -1779,19 +1722,7 @@
                     <pic:cNvPicPr/>
                   </pic:nvPicPr>
                   <pic:blipFill>
-                    <a:blip r:embed="rId34">
-                      <a:extLst>
-                        <a:ext uri="{BEBA8EAE-BF5A-486C-A8C5-ECC9F3942E4B}">
-                          <a14:imgProps xmlns:a14="http://schemas.microsoft.com/office/drawing/2010/main">
-                            <a14:imgLayer r:embed="rId35">
-                              <a14:imgEffect>
-                                <a14:sharpenSoften amount="25000"/>
-                              </a14:imgEffect>
-                            </a14:imgLayer>
-                          </a14:imgProps>
-                        </a:ext>
-                      </a:extLst>
-                    </a:blip>
+                    <a:blip r:embed="rId34"/>
                     <a:stretch>
                       <a:fillRect/>
                     </a:stretch>
@@ -1799,7 +1730,7 @@
                   <pic:spPr>
                     <a:xfrm>
                       <a:off x="0" y="0"/>
-                      <a:ext cx="2885833" cy="1781208"/>
+                      <a:ext cx="4172483" cy="1919463"/>
                     </a:xfrm>
                     <a:prstGeom prst="rect">
                       <a:avLst/>
@@ -1815,7 +1746,13 @@
     <w:p>
       <w:r>
         <w:lastRenderedPageBreak/>
-        <w:t>If a student increases their study hours by 1 hour and decreases their social time by 1 hour, my analysis shows that their academic performance is likely to improve. The average grade increases in this scenario, as demonstrated in my comparison chart between actual and adjusted grades. This is because study hours have a strong positive correlation with grades in my dataset, while social hours have almost no impact on academic results. Therefore, shifting 1 hour from social activities to studying is expected to raise grades, according to the evidence in my data. However, I also note that reducing social time too much or raising study hours excessively could affect stress and well-being, which are not measured by grades alone.</w:t>
+        <w:t>If a student increases their study hours by 1 hour and decreases their social time by 1 hour, my analysis shows that their academic performance i</w:t>
+      </w:r>
+      <w:r>
+        <w:t>mproves by 6.77 points</w:t>
+      </w:r>
+      <w:r>
+        <w:t>. The average grade increases in this scenario, as demonstrated in my comparison chart between actual and adjusted grades. This is because study hours have a strong positive correlation with grades in my dataset, while social hours have almost no impact on academic results. Therefore, shifting 1 hour from social activities to studying is expected to raise grades, according to the evidence in my data. However, I also note that reducing social time too much or raising study hours excessively could affect stress and well-being, which are not measured by grades alone.</w:t>
       </w:r>
     </w:p>
     <w:p/>
@@ -1862,11 +1799,11 @@
                     </pic:cNvPicPr>
                   </pic:nvPicPr>
                   <pic:blipFill>
-                    <a:blip r:embed="rId36">
+                    <a:blip r:embed="rId35">
                       <a:extLst>
                         <a:ext uri="{BEBA8EAE-BF5A-486C-A8C5-ECC9F3942E4B}">
                           <a14:imgProps xmlns:a14="http://schemas.microsoft.com/office/drawing/2010/main">
-                            <a14:imgLayer r:embed="rId37">
+                            <a14:imgLayer r:embed="rId36">
                               <a14:imgEffect>
                                 <a14:sharpenSoften amount="25000"/>
                               </a14:imgEffect>
@@ -2041,25 +1978,14 @@
           <w:bCs/>
         </w:rPr>
         <w:lastRenderedPageBreak/>
-        <w:t>Design a dashboard to track personalized improvement plans for each student. What</w:t>
-      </w:r>
-      <w:r>
-        <w:rPr>
-          <w:b/>
-          <w:bCs/>
-        </w:rPr>
-        <w:t xml:space="preserve"> </w:t>
-      </w:r>
-      <w:r>
-        <w:rPr>
-          <w:b/>
-          <w:bCs/>
-        </w:rPr>
-        <w:t>features would you include?</w:t>
-      </w:r>
-    </w:p>
-    <w:p>
-      <w:r>
+        <w:t>Design a dashboard to track personalized improvement plans for each student. What features would you include?</w:t>
+      </w:r>
+    </w:p>
+    <w:p>
+      <w:r>
+        <w:rPr>
+          <w:noProof/>
+        </w:rPr>
         <w:drawing>
           <wp:inline distT="0" distB="0" distL="0" distR="0" wp14:anchorId="30F61F38" wp14:editId="37A644D7">
             <wp:extent cx="5274310" cy="2899410"/>
@@ -2076,11 +2002,11 @@
                     <pic:cNvPicPr/>
                   </pic:nvPicPr>
                   <pic:blipFill>
-                    <a:blip r:embed="rId38">
+                    <a:blip r:embed="rId37">
                       <a:extLst>
                         <a:ext uri="{BEBA8EAE-BF5A-486C-A8C5-ECC9F3942E4B}">
                           <a14:imgProps xmlns:a14="http://schemas.microsoft.com/office/drawing/2010/main">
-                            <a14:imgLayer r:embed="rId39">
+                            <a14:imgLayer r:embed="rId38">
                               <a14:imgEffect>
                                 <a14:sharpenSoften amount="25000"/>
                               </a14:imgEffect>
@@ -4677,7 +4603,6 @@
   <w:style w:type="character" w:default="1" w:styleId="DefaultParagraphFont">
     <w:name w:val="Default Paragraph Font"/>
     <w:uiPriority w:val="1"/>
-    <w:semiHidden/>
     <w:unhideWhenUsed/>
   </w:style>
   <w:style w:type="table" w:default="1" w:styleId="TableNormal">
